--- a/Project 2 - Factory-to-Customer Shipping Route Efficiency Analysis/Research Paper.docx
+++ b/Project 2 - Factory-to-Customer Shipping Route Efficiency Analysis/Research Paper.docx
@@ -350,21 +350,13 @@
           <w:bCs/>
         </w:rPr>
       </w:pPr>
-    </w:p>
-    <w:p>
-      <w:pPr>
-        <w:rPr>
-          <w:rFonts w:cstheme="minorHAnsi"/>
-          <w:b/>
-          <w:bCs/>
-        </w:rPr>
-      </w:pPr>
-      <w:r>
-        <w:rPr>
-          <w:rFonts w:cstheme="minorHAnsi"/>
-          <w:b/>
-          <w:bCs/>
-        </w:rPr>
+      <w:r>
+        <w:rPr>
+          <w:rFonts w:cstheme="minorHAnsi"/>
+          <w:b/>
+          <w:bCs/>
+        </w:rPr>
+        <w:lastRenderedPageBreak/>
         <w:t>4. Data Cleaning &amp; Validation</w:t>
       </w:r>
     </w:p>
@@ -805,33 +797,6 @@
           <w:bCs/>
         </w:rPr>
       </w:pPr>
-    </w:p>
-    <w:p>
-      <w:pPr>
-        <w:rPr>
-          <w:rFonts w:cstheme="minorHAnsi"/>
-          <w:b/>
-          <w:bCs/>
-        </w:rPr>
-      </w:pPr>
-    </w:p>
-    <w:p>
-      <w:pPr>
-        <w:rPr>
-          <w:rFonts w:cstheme="minorHAnsi"/>
-          <w:b/>
-          <w:bCs/>
-        </w:rPr>
-      </w:pPr>
-    </w:p>
-    <w:p>
-      <w:pPr>
-        <w:rPr>
-          <w:rFonts w:cstheme="minorHAnsi"/>
-          <w:b/>
-          <w:bCs/>
-        </w:rPr>
-      </w:pPr>
       <w:r>
         <w:rPr>
           <w:rFonts w:cstheme="minorHAnsi"/>
@@ -855,6 +820,7 @@
           <w:b/>
           <w:bCs/>
         </w:rPr>
+        <w:lastRenderedPageBreak/>
         <w:t>6.1 Shipping Lead Time Distribution</w:t>
       </w:r>
     </w:p>
@@ -1202,75 +1168,57 @@
         <w:rPr>
           <w:rFonts w:cstheme="minorHAnsi"/>
         </w:rPr>
+        <w:t>Shipping mode performance varies but requires validated data for accurate interpretation</w:t>
+      </w:r>
+    </w:p>
+    <w:p>
+      <w:pPr>
+        <w:rPr>
+          <w:rFonts w:cstheme="minorHAnsi"/>
+        </w:rPr>
+      </w:pPr>
+    </w:p>
+    <w:p>
+      <w:pPr>
+        <w:rPr>
+          <w:rFonts w:cstheme="minorHAnsi"/>
+          <w:b/>
+          <w:bCs/>
+        </w:rPr>
+      </w:pPr>
+    </w:p>
+    <w:p>
+      <w:pPr>
+        <w:rPr>
+          <w:rFonts w:cstheme="minorHAnsi"/>
+          <w:b/>
+          <w:bCs/>
+        </w:rPr>
+      </w:pPr>
+      <w:r>
+        <w:rPr>
+          <w:rFonts w:cstheme="minorHAnsi"/>
+          <w:b/>
+          <w:bCs/>
+        </w:rPr>
+        <w:t>8. Recommendations</w:t>
+      </w:r>
+    </w:p>
+    <w:p>
+      <w:pPr>
+        <w:rPr>
+          <w:rFonts w:cstheme="minorHAnsi"/>
+          <w:b/>
+          <w:bCs/>
+        </w:rPr>
+      </w:pPr>
+      <w:r>
+        <w:rPr>
+          <w:rFonts w:cstheme="minorHAnsi"/>
+          <w:b/>
+          <w:bCs/>
+        </w:rPr>
         <w:lastRenderedPageBreak/>
-        <w:t>Shipping mode performance varies but requires validated data for accurate interpretation</w:t>
-      </w:r>
-    </w:p>
-    <w:p>
-      <w:pPr>
-        <w:rPr>
-          <w:rFonts w:cstheme="minorHAnsi"/>
-        </w:rPr>
-      </w:pPr>
-    </w:p>
-    <w:p>
-      <w:pPr>
-        <w:rPr>
-          <w:rFonts w:cstheme="minorHAnsi"/>
-          <w:b/>
-          <w:bCs/>
-        </w:rPr>
-      </w:pPr>
-    </w:p>
-    <w:p>
-      <w:pPr>
-        <w:rPr>
-          <w:rFonts w:cstheme="minorHAnsi"/>
-          <w:b/>
-          <w:bCs/>
-        </w:rPr>
-      </w:pPr>
-    </w:p>
-    <w:p>
-      <w:pPr>
-        <w:rPr>
-          <w:rFonts w:cstheme="minorHAnsi"/>
-          <w:b/>
-          <w:bCs/>
-        </w:rPr>
-      </w:pPr>
-    </w:p>
-    <w:p>
-      <w:pPr>
-        <w:rPr>
-          <w:rFonts w:cstheme="minorHAnsi"/>
-          <w:b/>
-          <w:bCs/>
-        </w:rPr>
-      </w:pPr>
-      <w:r>
-        <w:rPr>
-          <w:rFonts w:cstheme="minorHAnsi"/>
-          <w:b/>
-          <w:bCs/>
-        </w:rPr>
-        <w:t>8. Recommendations</w:t>
-      </w:r>
-    </w:p>
-    <w:p>
-      <w:pPr>
-        <w:rPr>
-          <w:rFonts w:cstheme="minorHAnsi"/>
-          <w:b/>
-          <w:bCs/>
-        </w:rPr>
-      </w:pPr>
-      <w:r>
-        <w:rPr>
-          <w:rFonts w:cstheme="minorHAnsi"/>
-          <w:b/>
-          <w:bCs/>
-        </w:rPr>
         <w:t>1. Data Validation</w:t>
       </w:r>
     </w:p>
@@ -1559,7 +1507,6 @@
         <w:rPr>
           <w:rFonts w:cstheme="minorHAnsi"/>
         </w:rPr>
-        <w:lastRenderedPageBreak/>
         <w:t>Once validated, this framework can significantly enhance operational efficiency, reduce delays, and improve customer satisfaction.</w:t>
       </w:r>
     </w:p>
@@ -1573,6 +1520,12 @@
     <w:sectPr>
       <w:pgSz w:w="12240" w:h="15840"/>
       <w:pgMar w:top="1440" w:right="1440" w:bottom="1440" w:left="1440" w:header="720" w:footer="720" w:gutter="0"/>
+      <w:pgBorders w:offsetFrom="page">
+        <w:top w:val="single" w:sz="4" w:space="24" w:color="auto"/>
+        <w:left w:val="single" w:sz="4" w:space="24" w:color="auto"/>
+        <w:bottom w:val="single" w:sz="4" w:space="24" w:color="auto"/>
+        <w:right w:val="single" w:sz="4" w:space="24" w:color="auto"/>
+      </w:pgBorders>
       <w:cols w:space="720"/>
       <w:docGrid w:linePitch="360"/>
     </w:sectPr>
